--- a/contenus/trames/ENT-2.6-cdiscount-priorites-trame-eleve.docx
+++ b/contenus/trames/ENT-2.6-cdiscount-priorites-trame-eleve.docx
@@ -344,7 +344,7 @@
               <w:rPr>
                 <w:sz w:val="20"/>
               </w:rPr>
-              <w:t>quatre points : ton export nettoyé, tes constats comptés, tes écarts chiffrés en euros, et les cinq références que tu choisis. Le dépôt te dit combien de résultats sont justes, pas lesquels.</w:t>
+              <w:t>cinq points : ton export (jugé à part, au moment du dépôt), ton export nettoyé, tes constats comptés, tes écarts chiffrés en euros, et les cinq références que tu choisis. Le dépôt te dit combien de résultats sont justes, pas lesquels ; pour l'export, il te dit seulement s'il correspond à la demande.</w:t>
             </w:r>
           </w:p>
         </w:tc>
@@ -639,7 +639,7 @@
               <w:rPr>
                 <w:sz w:val="20"/>
               </w:rPr>
-              <w:t>Exporter et nettoyer</w:t>
+              <w:t>Choisir l'extraction, exporter, nettoyer</w:t>
             </w:r>
           </w:p>
         </w:tc>
@@ -1442,6 +1442,33 @@
               <w:rPr>
                 <w:sz w:val="20"/>
               </w:rPr>
+              <w:t>Quelles lignes Nadia te demande-t-elle d'exporter ? (recopie ses mots)</w:t>
+            </w:r>
+          </w:p>
+        </w:tc>
+        <w:tc>
+          <w:tcPr>
+            <w:tcW w:type="dxa" w:w="4762"/>
+          </w:tcPr>
+          <w:p/>
+        </w:tc>
+      </w:tr>
+      <w:tr>
+        <w:trPr>
+          <w:trHeight w:val="567"/>
+        </w:trPr>
+        <w:tc>
+          <w:tcPr>
+            <w:tcW w:type="dxa" w:w="4876"/>
+          </w:tcPr>
+          <w:p>
+            <w:pPr>
+              <w:spacing w:after="0"/>
+            </w:pPr>
+            <w:r>
+              <w:rPr>
+                <w:sz w:val="20"/>
+              </w:rPr>
               <w:t>Quelles allées ?</w:t>
             </w:r>
           </w:p>
@@ -1699,7 +1726,20 @@
           <w:color w:val="111111"/>
           <w:sz w:val="30"/>
         </w:rPr>
-        <w:t>Exporter et nettoyer</w:t>
+        <w:t>Choisir l'extraction, exporter, nettoyer</w:t>
+      </w:r>
+    </w:p>
+    <w:p>
+      <w:pPr>
+        <w:spacing w:before="0" w:after="120"/>
+      </w:pPr>
+      <w:r>
+        <w:rPr>
+          <w:b w:val="0"/>
+          <w:color w:val="1A1A1A"/>
+          <w:sz w:val="22"/>
+        </w:rPr>
+        <w:t>Cette fois, personne ne règle les critères pour toi : c'est la demande de Nadia, relevée à l'étape 2, qui dit quelles lignes sortir.</w:t>
       </w:r>
     </w:p>
     <w:p>
@@ -1720,7 +1760,7 @@
         <w:rPr>
           <w:sz w:val="22"/>
         </w:rPr>
-        <w:t>Dans « Commandes », clique sur « Exporter les lignes de préparation ». Ouvre le fichier et enregistre-le en .xlsx ou .ods.</w:t>
+        <w:t>Dans le menu de gauche, partie « Outils », clique sur « Extractions ». La liste « Lignes de préparation » s'affiche, avec ses critères au-dessus du tableau.</w:t>
       </w:r>
     </w:p>
     <w:p>
@@ -1741,7 +1781,7 @@
         <w:rPr>
           <w:sz w:val="22"/>
         </w:rPr>
-        <w:t>Regarde les trois feuilles : « Préparations », « Tarifs », « Synthèse ».</w:t>
+        <w:t>Pour chaque critère, choisis la valeur qui répond à la demande de Nadia. Regarde le tableau et le nombre de lignes changer.</w:t>
       </w:r>
     </w:p>
     <w:p>
@@ -1757,6 +1797,322 @@
           <w:sz w:val="22"/>
         </w:rPr>
         <w:t xml:space="preserve">3.  </w:t>
+      </w:r>
+      <w:r>
+        <w:rPr>
+          <w:sz w:val="22"/>
+        </w:rPr>
+        <w:t>Avant d'exporter, vérifie dans le tableau que tu as bien toutes les lignes demandées, et rien de plus. Note le nombre de lignes affiché.</w:t>
+      </w:r>
+    </w:p>
+    <w:p>
+      <w:pPr>
+        <w:keepNext/>
+        <w:spacing w:after="80"/>
+        <w:ind w:left="454" w:hanging="454"/>
+      </w:pPr>
+      <w:r>
+        <w:rPr>
+          <w:b/>
+          <w:color w:val="111111"/>
+          <w:sz w:val="22"/>
+        </w:rPr>
+        <w:t xml:space="preserve">4.  </w:t>
+      </w:r>
+      <w:r>
+        <w:rPr>
+          <w:sz w:val="22"/>
+        </w:rPr>
+        <w:t>Clique sur « Exporter ». Le fichier cdiscount-lignes-de-preparation.xlsx se télécharge. Ouvre-le et enregistre-le en .xlsx ou .ods.</w:t>
+      </w:r>
+    </w:p>
+    <w:tbl>
+      <w:tblPr>
+        <w:tblStyle w:val="TableGrid"/>
+        <w:tblW w:type="auto" w:w="0"/>
+        <w:tblLayout w:type="fixed"/>
+        <w:tblLook w:firstColumn="1" w:firstRow="1" w:lastColumn="0" w:lastRow="0" w:noHBand="0" w:noVBand="1" w:val="04A0"/>
+      </w:tblPr>
+      <w:tblGrid>
+        <w:gridCol w:w="5896"/>
+        <w:gridCol w:w="3742"/>
+      </w:tblGrid>
+      <w:tr>
+        <w:tc>
+          <w:tcPr>
+            <w:tcW w:type="dxa" w:w="5896"/>
+            <w:shd w:fill="E8E8E8"/>
+          </w:tcPr>
+          <w:p>
+            <w:pPr>
+              <w:keepNext/>
+              <w:spacing w:after="0"/>
+            </w:pPr>
+            <w:r>
+              <w:rPr>
+                <w:b/>
+                <w:color w:val="111111"/>
+                <w:sz w:val="20"/>
+              </w:rPr>
+              <w:t>Question</w:t>
+            </w:r>
+          </w:p>
+        </w:tc>
+        <w:tc>
+          <w:tcPr>
+            <w:tcW w:type="dxa" w:w="3742"/>
+            <w:shd w:fill="E8E8E8"/>
+          </w:tcPr>
+          <w:p>
+            <w:pPr>
+              <w:keepNext/>
+              <w:spacing w:after="0"/>
+            </w:pPr>
+            <w:r>
+              <w:rPr>
+                <w:b/>
+                <w:color w:val="111111"/>
+                <w:sz w:val="20"/>
+              </w:rPr>
+              <w:t>Ta réponse</w:t>
+            </w:r>
+          </w:p>
+        </w:tc>
+      </w:tr>
+      <w:tr>
+        <w:trPr>
+          <w:trHeight w:val="510"/>
+          <w:cantSplit/>
+        </w:trPr>
+        <w:tc>
+          <w:tcPr>
+            <w:tcW w:type="dxa" w:w="5896"/>
+          </w:tcPr>
+          <w:p>
+            <w:pPr>
+              <w:spacing w:after="0"/>
+            </w:pPr>
+            <w:r>
+              <w:rPr>
+                <w:sz w:val="20"/>
+              </w:rPr>
+              <w:t>Critère « Allée » que tu as choisi</w:t>
+            </w:r>
+          </w:p>
+        </w:tc>
+        <w:tc>
+          <w:tcPr>
+            <w:tcW w:type="dxa" w:w="3742"/>
+          </w:tcPr>
+          <w:p/>
+        </w:tc>
+      </w:tr>
+      <w:tr>
+        <w:trPr>
+          <w:trHeight w:val="510"/>
+          <w:cantSplit/>
+        </w:trPr>
+        <w:tc>
+          <w:tcPr>
+            <w:tcW w:type="dxa" w:w="5896"/>
+          </w:tcPr>
+          <w:p>
+            <w:pPr>
+              <w:spacing w:after="0"/>
+            </w:pPr>
+            <w:r>
+              <w:rPr>
+                <w:sz w:val="20"/>
+              </w:rPr>
+              <w:t>Critère « Période » que tu as choisi</w:t>
+            </w:r>
+          </w:p>
+        </w:tc>
+        <w:tc>
+          <w:tcPr>
+            <w:tcW w:type="dxa" w:w="3742"/>
+          </w:tcPr>
+          <w:p/>
+        </w:tc>
+      </w:tr>
+      <w:tr>
+        <w:trPr>
+          <w:trHeight w:val="510"/>
+          <w:cantSplit/>
+        </w:trPr>
+        <w:tc>
+          <w:tcPr>
+            <w:tcW w:type="dxa" w:w="5896"/>
+          </w:tcPr>
+          <w:p>
+            <w:pPr>
+              <w:spacing w:after="0"/>
+            </w:pPr>
+            <w:r>
+              <w:rPr>
+                <w:sz w:val="20"/>
+              </w:rPr>
+              <w:t>Nombre de lignes affiché dans Extractions</w:t>
+            </w:r>
+          </w:p>
+        </w:tc>
+        <w:tc>
+          <w:tcPr>
+            <w:tcW w:type="dxa" w:w="3742"/>
+          </w:tcPr>
+          <w:p/>
+        </w:tc>
+      </w:tr>
+    </w:tbl>
+    <w:p>
+      <w:pPr>
+        <w:spacing w:after="0" w:line="60" w:lineRule="exact"/>
+      </w:pPr>
+      <w:r>
+        <w:rPr>
+          <w:sz w:val="10"/>
+        </w:rPr>
+      </w:r>
+    </w:p>
+    <w:p>
+      <w:pPr>
+        <w:keepNext/>
+        <w:spacing w:before="160" w:after="80"/>
+      </w:pPr>
+      <w:r>
+        <w:rPr>
+          <w:b/>
+          <w:color w:val="111111"/>
+          <w:sz w:val="23"/>
+        </w:rPr>
+        <w:t>Pour réfléchir</w:t>
+      </w:r>
+      <w:r>
+        <w:rPr>
+          <w:color w:val="595959"/>
+          <w:sz w:val="19"/>
+        </w:rPr>
+        <w:t xml:space="preserve">   Il n'y a pas une seule bonne réponse : explique la tienne, avec tes mots.</w:t>
+      </w:r>
+    </w:p>
+    <w:tbl>
+      <w:tblPr>
+        <w:tblStyle w:val="TableGrid"/>
+        <w:tblW w:type="auto" w:w="0"/>
+        <w:tblLook w:firstColumn="1" w:firstRow="1" w:lastColumn="0" w:lastRow="0" w:noHBand="0" w:noVBand="1" w:val="04A0"/>
+      </w:tblPr>
+      <w:tblGrid>
+        <w:gridCol w:w="10086"/>
+      </w:tblGrid>
+      <w:tr>
+        <w:trPr>
+          <w:cantSplit/>
+          <w:trHeight w:val="2438"/>
+        </w:trPr>
+        <w:tc>
+          <w:tcPr>
+            <w:tcW w:type="dxa" w:w="10086"/>
+            <w:shd w:fill="FAFAFA"/>
+          </w:tcPr>
+          <w:p>
+            <w:pPr>
+              <w:spacing w:after="80"/>
+            </w:pPr>
+            <w:r>
+              <w:rPr>
+                <w:b/>
+                <w:sz w:val="21"/>
+              </w:rPr>
+              <w:t>Explique tes deux choix avec les mots de la demande de Nadia. Pourquoi pas une autre valeur ?</w:t>
+            </w:r>
+          </w:p>
+          <w:p>
+            <w:pPr>
+              <w:spacing w:before="0" w:after="80"/>
+            </w:pPr>
+            <w:r>
+              <w:rPr>
+                <w:sz w:val="22"/>
+              </w:rPr>
+            </w:r>
+          </w:p>
+          <w:p>
+            <w:pPr>
+              <w:spacing w:before="0" w:after="80"/>
+            </w:pPr>
+            <w:r>
+              <w:rPr>
+                <w:sz w:val="22"/>
+              </w:rPr>
+            </w:r>
+          </w:p>
+          <w:p>
+            <w:pPr>
+              <w:spacing w:before="0" w:after="80"/>
+            </w:pPr>
+            <w:r>
+              <w:rPr>
+                <w:sz w:val="22"/>
+              </w:rPr>
+            </w:r>
+          </w:p>
+          <w:p>
+            <w:pPr>
+              <w:spacing w:before="0" w:after="80"/>
+            </w:pPr>
+            <w:r>
+              <w:rPr>
+                <w:sz w:val="22"/>
+              </w:rPr>
+            </w:r>
+          </w:p>
+        </w:tc>
+      </w:tr>
+    </w:tbl>
+    <w:p>
+      <w:pPr>
+        <w:spacing w:after="0" w:line="60" w:lineRule="exact"/>
+      </w:pPr>
+      <w:r>
+        <w:rPr>
+          <w:sz w:val="10"/>
+        </w:rPr>
+      </w:r>
+    </w:p>
+    <w:p>
+      <w:pPr>
+        <w:keepNext/>
+        <w:spacing w:after="80"/>
+        <w:ind w:left="454" w:hanging="454"/>
+      </w:pPr>
+      <w:r>
+        <w:rPr>
+          <w:b/>
+          <w:color w:val="111111"/>
+          <w:sz w:val="22"/>
+        </w:rPr>
+        <w:t xml:space="preserve">1.  </w:t>
+      </w:r>
+      <w:r>
+        <w:rPr>
+          <w:sz w:val="22"/>
+        </w:rPr>
+        <w:t>Dans ton fichier, regarde les trois feuilles : « Préparations », « Tarifs », « Synthèse ».</w:t>
+      </w:r>
+    </w:p>
+    <w:p>
+      <w:pPr>
+        <w:keepNext/>
+        <w:spacing w:after="80"/>
+        <w:ind w:left="454" w:hanging="454"/>
+      </w:pPr>
+      <w:r>
+        <w:rPr>
+          <w:b/>
+          <w:color w:val="111111"/>
+          <w:sz w:val="22"/>
+        </w:rPr>
+        <w:t xml:space="preserve">2.  </w:t>
       </w:r>
       <w:r>
         <w:rPr>
@@ -1878,6 +2234,50 @@
                 <w:sz w:val="20"/>
               </w:rPr>
               <w:t>un doublon compte un constat deux fois ; une date en texte n'est pas reconnue comme une date, et une formule qui trie par date l'oublie. Tes calculs seraient faux sans que tu le voies.</w:t>
+            </w:r>
+          </w:p>
+        </w:tc>
+      </w:tr>
+    </w:tbl>
+    <w:p>
+      <w:pPr>
+        <w:keepNext/>
+        <w:spacing w:after="40"/>
+      </w:pPr>
+    </w:p>
+    <w:tbl>
+      <w:tblPr>
+        <w:tblStyle w:val="TableGrid"/>
+        <w:tblW w:type="auto" w:w="0"/>
+        <w:jc w:val="left"/>
+        <w:tblLook w:firstColumn="1" w:firstRow="1" w:lastColumn="0" w:lastRow="0" w:noHBand="0" w:noVBand="1" w:val="04A0"/>
+      </w:tblPr>
+      <w:tblGrid>
+        <w:gridCol w:w="10086"/>
+      </w:tblGrid>
+      <w:tr>
+        <w:tc>
+          <w:tcPr>
+            <w:tcW w:type="dxa" w:w="10086"/>
+            <w:shd w:fill="F2F2F2"/>
+          </w:tcPr>
+          <w:p>
+            <w:pPr>
+              <w:spacing w:after="0"/>
+            </w:pPr>
+            <w:r>
+              <w:rPr>
+                <w:b/>
+                <w:color w:val="111111"/>
+                <w:sz w:val="20"/>
+              </w:rPr>
+              <w:t xml:space="preserve">Pour vérifier ton nettoyage : </w:t>
+            </w:r>
+            <w:r>
+              <w:rPr>
+                <w:sz w:val="20"/>
+              </w:rPr>
+              <w:t>l'écran Extractions montre les lignes propres, mais le fichier sort brut, avec des lignes vides et des doublons en plus. Une fois nettoyé, ton fichier doit avoir exactement le nombre de lignes affiché dans Extractions.</w:t>
             </w:r>
           </w:p>
         </w:tc>
@@ -2071,7 +2471,7 @@
               <w:rPr>
                 <w:sz w:val="20"/>
               </w:rPr>
-              <w:t>Nombre de lignes de données après nettoyage</w:t>
+              <w:t>Nombre de lignes de données après nettoyage : est-ce celui d'Extractions ?</w:t>
             </w:r>
           </w:p>
         </w:tc>
@@ -3614,6 +4014,27 @@
         <w:rPr>
           <w:sz w:val="22"/>
         </w:rPr>
+        <w:t>Lis aussi la ligne sur ton export : « ✓ Export : vos critères donnent bien les lignes demandées. », ou « ✗ Export : votre fichier ne correspond pas à la demande ». Si c'est ✗, le site ne dit pas quel critère : relis la demande de Nadia, refais l'extraction, nettoie, recopie tes formules et redépose.</w:t>
+      </w:r>
+    </w:p>
+    <w:p>
+      <w:pPr>
+        <w:keepNext/>
+        <w:spacing w:after="80"/>
+        <w:ind w:left="454" w:hanging="454"/>
+      </w:pPr>
+      <w:r>
+        <w:rPr>
+          <w:b/>
+          <w:color w:val="111111"/>
+          <w:sz w:val="22"/>
+        </w:rPr>
+        <w:t xml:space="preserve">3.  </w:t>
+      </w:r>
+      <w:r>
+        <w:rPr>
+          <w:sz w:val="22"/>
+        </w:rPr>
         <w:t>Dans ta synthèse, classe les références de la plus grande valeur à la plus petite, sans tenir compte du signe (un surplus coûte aussi).</w:t>
       </w:r>
     </w:p>
@@ -3629,7 +4050,7 @@
           <w:color w:val="111111"/>
           <w:sz w:val="22"/>
         </w:rPr>
-        <w:t xml:space="preserve">3.  </w:t>
+        <w:t xml:space="preserve">4.  </w:t>
       </w:r>
       <w:r>
         <w:rPr>

--- a/contenus/trames/ENT-2.6-cdiscount-priorites-trame-eleve.docx
+++ b/contenus/trames/ENT-2.6-cdiscount-priorites-trame-eleve.docx
@@ -49,7 +49,7 @@
           <w:color w:val="111111"/>
           <w:sz w:val="40"/>
         </w:rPr>
-        <w:t xml:space="preserve">  Logisim</w:t>
+        <w:t xml:space="preserve">  Simulog</w:t>
       </w:r>
       <w:r>
         <w:tab/>

--- a/contenus/trames/ENT-2.6-cdiscount-priorites-trame-eleve.docx
+++ b/contenus/trames/ENT-2.6-cdiscount-priorites-trame-eleve.docx
@@ -2917,8 +2917,73 @@
     </w:tbl>
     <w:p>
       <w:pPr>
+        <w:keepNext/>
         <w:spacing w:after="40"/>
       </w:pPr>
+    </w:p>
+    <w:tbl>
+      <w:tblPr>
+        <w:tblStyle w:val="TableGrid"/>
+        <w:tblW w:type="auto" w:w="0"/>
+        <w:tblLook w:firstColumn="1" w:firstRow="1" w:lastColumn="0" w:lastRow="0" w:noHBand="0" w:noVBand="1" w:val="04A0"/>
+      </w:tblPr>
+      <w:tblGrid>
+        <w:gridCol w:w="10086"/>
+      </w:tblGrid>
+      <w:tr>
+        <w:trPr>
+          <w:cantSplit/>
+          <w:trHeight w:val="1474"/>
+        </w:trPr>
+        <w:tc>
+          <w:tcPr>
+            <w:tcW w:type="dxa" w:w="10086"/>
+            <w:shd w:fill="FAFAFA"/>
+          </w:tcPr>
+          <w:p>
+            <w:pPr>
+              <w:spacing w:after="80"/>
+            </w:pPr>
+            <w:r>
+              <w:rPr>
+                <w:b/>
+                <w:sz w:val="21"/>
+              </w:rPr>
+              <w:t>Une référence avait beaucoup d'écarts avant l'inventaire, aucun après. Pourquoi ne faut-il pas la compter ?</w:t>
+            </w:r>
+          </w:p>
+          <w:p>
+            <w:pPr>
+              <w:spacing w:before="0" w:after="80"/>
+            </w:pPr>
+            <w:r>
+              <w:rPr>
+                <w:sz w:val="22"/>
+              </w:rPr>
+            </w:r>
+          </w:p>
+          <w:p>
+            <w:pPr>
+              <w:spacing w:before="0" w:after="80"/>
+            </w:pPr>
+            <w:r>
+              <w:rPr>
+                <w:sz w:val="22"/>
+              </w:rPr>
+            </w:r>
+          </w:p>
+        </w:tc>
+      </w:tr>
+    </w:tbl>
+    <w:p>
+      <w:pPr>
+        <w:spacing w:after="0" w:line="60" w:lineRule="exact"/>
+      </w:pPr>
+      <w:r>
+        <w:rPr>
+          <w:sz w:val="10"/>
+        </w:rPr>
+      </w:r>
     </w:p>
     <w:p>
       <w:pPr>
@@ -2969,7 +3034,7 @@
                 <w:b/>
                 <w:sz w:val="21"/>
               </w:rPr>
-              <w:t>Une référence avait beaucoup d'écarts avant l'inventaire, aucun après. Pourquoi ne faut-il pas la compter ?</w:t>
+              <w:t>Si tu avais oublié le critère de date, qu'est-ce que cela aurait changé pour la liste que tu rends à Nadia ?</w:t>
             </w:r>
           </w:p>
           <w:p>
@@ -4669,7 +4734,1104 @@
         </w:rPr>
       </w:r>
     </w:p>
+    <w:p>
+      <w:pPr>
+        <w:sectPr>
+          <w:pgSz w:w="12240" w:h="15840"/>
+          <w:pgMar w:top="680" w:right="1077" w:bottom="737" w:left="1077" w:header="720" w:footer="720" w:gutter="0"/>
+          <w:cols w:space="720"/>
+          <w:docGrid w:linePitch="360"/>
+        </w:sectPr>
+      </w:pPr>
+    </w:p>
+    <w:p>
+      <w:pPr>
+        <w:spacing w:after="40"/>
+      </w:pPr>
+      <w:r>
+        <w:rPr>
+          <w:color w:val="595959"/>
+          <w:sz w:val="18"/>
+        </w:rPr>
+        <w:t>✂  Feuille à détacher et à ranger dans ton classeur</w:t>
+      </w:r>
+    </w:p>
+    <w:p>
+      <w:pPr>
+        <w:spacing w:after="40"/>
+      </w:pPr>
+      <w:r>
+        <w:rPr>
+          <w:b/>
+          <w:color w:val="111111"/>
+          <w:sz w:val="32"/>
+        </w:rPr>
+        <w:t>ENT-2.6 — Le cours : choisir ce qu'on recompte</w:t>
+      </w:r>
+    </w:p>
+    <w:p>
+      <w:pPr>
+        <w:keepNext/>
+        <w:spacing w:after="160"/>
+      </w:pPr>
+      <w:r>
+        <w:rPr>
+          <w:color w:val="595959"/>
+          <w:sz w:val="20"/>
+        </w:rPr>
+        <w:t>Compétence C1.6 — Gérer le suivi des stocks        Nom : ………………………………        Classe : …………</w:t>
+      </w:r>
+    </w:p>
+    <w:tbl>
+      <w:tblPr>
+        <w:tblStyle w:val="TableGrid"/>
+        <w:tblW w:type="auto" w:w="0"/>
+        <w:jc w:val="left"/>
+        <w:tblLook w:firstColumn="1" w:firstRow="1" w:lastColumn="0" w:lastRow="0" w:noHBand="0" w:noVBand="1" w:val="04A0"/>
+      </w:tblPr>
+      <w:tblGrid>
+        <w:gridCol w:w="10086"/>
+      </w:tblGrid>
+      <w:tr>
+        <w:tc>
+          <w:tcPr>
+            <w:tcW w:type="dxa" w:w="10086"/>
+            <w:shd w:fill="F2F2F2"/>
+          </w:tcPr>
+          <w:p>
+            <w:pPr>
+              <w:spacing w:after="0"/>
+            </w:pPr>
+            <w:r>
+              <w:rPr>
+                <w:b/>
+                <w:color w:val="111111"/>
+                <w:sz w:val="20"/>
+              </w:rPr>
+              <w:t xml:space="preserve">Banque de mots : </w:t>
+            </w:r>
+            <w:r>
+              <w:rPr>
+                <w:sz w:val="20"/>
+              </w:rPr>
+              <w:t>deux   ·   différent   ·   nettoyé   ·   plusieurs   ·   premier   ·   prix   ·   recherche   ·   texte   ·   trouvé   ·   vides</w:t>
+            </w:r>
+          </w:p>
+        </w:tc>
+      </w:tr>
+    </w:tbl>
+    <w:p>
+      <w:pPr>
+        <w:spacing w:after="40"/>
+      </w:pPr>
+    </w:p>
+    <w:p>
+      <w:pPr>
+        <w:keepNext/>
+        <w:spacing w:before="240" w:after="80"/>
+      </w:pPr>
+      <w:r>
+        <w:rPr>
+          <w:b/>
+          <w:color w:val="111111"/>
+          <w:sz w:val="23"/>
+        </w:rPr>
+        <w:t>L'essentiel</w:t>
+      </w:r>
+    </w:p>
+    <w:p>
+      <w:pPr>
+        <w:spacing w:after="140"/>
+        <w:ind w:left="340" w:hanging="340"/>
+      </w:pPr>
+      <w:r>
+        <w:rPr>
+          <w:b/>
+        </w:rPr>
+        <w:t xml:space="preserve">1.  </w:t>
+      </w:r>
+      <w:r>
+        <w:rPr>
+          <w:sz w:val="22"/>
+        </w:rPr>
+        <w:t>Un export doit être ………………… avant de calculer : une ligne vide ou un doublon fausse les comptes.</w:t>
+      </w:r>
+    </w:p>
+    <w:p>
+      <w:pPr>
+        <w:spacing w:after="140"/>
+        <w:ind w:left="340" w:hanging="340"/>
+      </w:pPr>
+      <w:r>
+        <w:rPr>
+          <w:b/>
+        </w:rPr>
+        <w:t xml:space="preserve">2.  </w:t>
+      </w:r>
+      <w:r>
+        <w:rPr>
+          <w:sz w:val="22"/>
+        </w:rPr>
+        <w:t>Une date écrite en ………………… n'est pas comprise par le tableur comme une date.</w:t>
+      </w:r>
+    </w:p>
+    <w:p>
+      <w:pPr>
+        <w:spacing w:after="140"/>
+        <w:ind w:left="340" w:hanging="340"/>
+      </w:pPr>
+      <w:r>
+        <w:rPr>
+          <w:b/>
+        </w:rPr>
+        <w:t xml:space="preserve">3.  </w:t>
+      </w:r>
+      <w:r>
+        <w:rPr>
+          <w:sz w:val="22"/>
+        </w:rPr>
+        <w:t>Pour aller chercher une valeur dans un autre tableau, on utilise une fonction de ………………….</w:t>
+      </w:r>
+    </w:p>
+    <w:p>
+      <w:pPr>
+        <w:keepNext/>
+        <w:spacing w:before="240" w:after="80"/>
+      </w:pPr>
+      <w:r>
+        <w:rPr>
+          <w:b/>
+          <w:color w:val="111111"/>
+          <w:sz w:val="23"/>
+        </w:rPr>
+        <w:t>Lexique</w:t>
+      </w:r>
+    </w:p>
+    <w:tbl>
+      <w:tblPr>
+        <w:tblStyle w:val="TableGrid"/>
+        <w:tblW w:type="auto" w:w="0"/>
+        <w:tblLayout w:type="fixed"/>
+        <w:tblLook w:firstColumn="1" w:firstRow="1" w:lastColumn="0" w:lastRow="0" w:noHBand="0" w:noVBand="1" w:val="04A0"/>
+      </w:tblPr>
+      <w:tblGrid>
+        <w:gridCol w:w="2494"/>
+        <w:gridCol w:w="7143"/>
+      </w:tblGrid>
+      <w:tr>
+        <w:tc>
+          <w:tcPr>
+            <w:tcW w:type="dxa" w:w="2494"/>
+            <w:shd w:fill="E8E8E8"/>
+          </w:tcPr>
+          <w:p>
+            <w:pPr>
+              <w:keepNext/>
+              <w:spacing w:after="0"/>
+            </w:pPr>
+            <w:r>
+              <w:rPr>
+                <w:b/>
+                <w:color w:val="111111"/>
+                <w:sz w:val="20"/>
+              </w:rPr>
+              <w:t>Mot</w:t>
+            </w:r>
+          </w:p>
+        </w:tc>
+        <w:tc>
+          <w:tcPr>
+            <w:tcW w:type="dxa" w:w="7143"/>
+            <w:shd w:fill="E8E8E8"/>
+          </w:tcPr>
+          <w:p>
+            <w:pPr>
+              <w:keepNext/>
+              <w:spacing w:after="0"/>
+            </w:pPr>
+            <w:r>
+              <w:rPr>
+                <w:b/>
+                <w:color w:val="111111"/>
+                <w:sz w:val="20"/>
+              </w:rPr>
+              <w:t>Définition (complète avec la banque de mots)</w:t>
+            </w:r>
+          </w:p>
+        </w:tc>
+      </w:tr>
+      <w:tr>
+        <w:trPr>
+          <w:trHeight w:val="595"/>
+        </w:trPr>
+        <w:tc>
+          <w:tcPr>
+            <w:tcW w:type="dxa" w:w="2494"/>
+          </w:tcPr>
+          <w:p>
+            <w:pPr>
+              <w:spacing w:after="0"/>
+            </w:pPr>
+            <w:r>
+              <w:rPr>
+                <w:sz w:val="20"/>
+              </w:rPr>
+              <w:t>Nettoyer un export</w:t>
+            </w:r>
+          </w:p>
+        </w:tc>
+        <w:tc>
+          <w:tcPr>
+            <w:tcW w:type="dxa" w:w="7143"/>
+          </w:tcPr>
+          <w:p>
+            <w:pPr>
+              <w:spacing w:after="0"/>
+            </w:pPr>
+            <w:r>
+              <w:rPr>
+                <w:sz w:val="20"/>
+              </w:rPr>
+              <w:t>retirer les lignes ………………… et les doublons, corriger les données mal écrites.</w:t>
+            </w:r>
+          </w:p>
+        </w:tc>
+      </w:tr>
+      <w:tr>
+        <w:trPr>
+          <w:trHeight w:val="595"/>
+        </w:trPr>
+        <w:tc>
+          <w:tcPr>
+            <w:tcW w:type="dxa" w:w="2494"/>
+          </w:tcPr>
+          <w:p>
+            <w:pPr>
+              <w:spacing w:after="0"/>
+            </w:pPr>
+            <w:r>
+              <w:rPr>
+                <w:sz w:val="20"/>
+              </w:rPr>
+              <w:t>Doublon</w:t>
+            </w:r>
+          </w:p>
+        </w:tc>
+        <w:tc>
+          <w:tcPr>
+            <w:tcW w:type="dxa" w:w="7143"/>
+          </w:tcPr>
+          <w:p>
+            <w:pPr>
+              <w:spacing w:after="0"/>
+            </w:pPr>
+            <w:r>
+              <w:rPr>
+                <w:sz w:val="20"/>
+              </w:rPr>
+              <w:t>ligne présente ………………… fois dans un fichier.</w:t>
+            </w:r>
+          </w:p>
+        </w:tc>
+      </w:tr>
+      <w:tr>
+        <w:trPr>
+          <w:trHeight w:val="595"/>
+        </w:trPr>
+        <w:tc>
+          <w:tcPr>
+            <w:tcW w:type="dxa" w:w="2494"/>
+          </w:tcPr>
+          <w:p>
+            <w:pPr>
+              <w:spacing w:after="0"/>
+            </w:pPr>
+            <w:r>
+              <w:rPr>
+                <w:sz w:val="20"/>
+              </w:rPr>
+              <w:t>Fonction NB.SI.ENS</w:t>
+            </w:r>
+          </w:p>
+        </w:tc>
+        <w:tc>
+          <w:tcPr>
+            <w:tcW w:type="dxa" w:w="7143"/>
+          </w:tcPr>
+          <w:p>
+            <w:pPr>
+              <w:spacing w:after="0"/>
+            </w:pPr>
+            <w:r>
+              <w:rPr>
+                <w:sz w:val="20"/>
+              </w:rPr>
+              <w:t>compte les lignes qui respectent ………………… conditions à la fois.</w:t>
+            </w:r>
+          </w:p>
+        </w:tc>
+      </w:tr>
+      <w:tr>
+        <w:trPr>
+          <w:trHeight w:val="595"/>
+        </w:trPr>
+        <w:tc>
+          <w:tcPr>
+            <w:tcW w:type="dxa" w:w="2494"/>
+          </w:tcPr>
+          <w:p>
+            <w:pPr>
+              <w:spacing w:after="0"/>
+            </w:pPr>
+            <w:r>
+              <w:rPr>
+                <w:sz w:val="20"/>
+              </w:rPr>
+              <w:t>Priorité</w:t>
+            </w:r>
+          </w:p>
+        </w:tc>
+        <w:tc>
+          <w:tcPr>
+            <w:tcW w:type="dxa" w:w="7143"/>
+          </w:tcPr>
+          <w:p>
+            <w:pPr>
+              <w:spacing w:after="0"/>
+            </w:pPr>
+            <w:r>
+              <w:rPr>
+                <w:sz w:val="20"/>
+              </w:rPr>
+              <w:t>ce qu'on traite en …………………, parce que ça coûte ou risque le plus.</w:t>
+            </w:r>
+          </w:p>
+        </w:tc>
+      </w:tr>
+      <w:tr>
+        <w:trPr>
+          <w:trHeight w:val="595"/>
+        </w:trPr>
+        <w:tc>
+          <w:tcPr>
+            <w:tcW w:type="dxa" w:w="2494"/>
+          </w:tcPr>
+          <w:p>
+            <w:pPr>
+              <w:spacing w:after="0"/>
+            </w:pPr>
+            <w:r>
+              <w:rPr>
+                <w:sz w:val="20"/>
+              </w:rPr>
+              <w:t>Coût d'un écart</w:t>
+            </w:r>
+          </w:p>
+        </w:tc>
+        <w:tc>
+          <w:tcPr>
+            <w:tcW w:type="dxa" w:w="7143"/>
+          </w:tcPr>
+          <w:p>
+            <w:pPr>
+              <w:spacing w:after="0"/>
+            </w:pPr>
+            <w:r>
+              <w:rPr>
+                <w:sz w:val="20"/>
+              </w:rPr>
+              <w:t>nombre d'articles en écart × leur ………………… unitaire.</w:t>
+            </w:r>
+          </w:p>
+        </w:tc>
+      </w:tr>
+      <w:tr>
+        <w:trPr>
+          <w:trHeight w:val="595"/>
+        </w:trPr>
+        <w:tc>
+          <w:tcPr>
+            <w:tcW w:type="dxa" w:w="2494"/>
+          </w:tcPr>
+          <w:p>
+            <w:pPr>
+              <w:spacing w:after="0"/>
+            </w:pPr>
+            <w:r>
+              <w:rPr>
+                <w:sz w:val="20"/>
+              </w:rPr>
+              <w:t>Constat d'écart</w:t>
+            </w:r>
+          </w:p>
+        </w:tc>
+        <w:tc>
+          <w:tcPr>
+            <w:tcW w:type="dxa" w:w="7143"/>
+          </w:tcPr>
+          <w:p>
+            <w:pPr>
+              <w:spacing w:after="0"/>
+            </w:pPr>
+            <w:r>
+              <w:rPr>
+                <w:sz w:val="20"/>
+              </w:rPr>
+              <w:t>note d'un préparateur qui trouve au rayon un stock ………………… de celui du logiciel.</w:t>
+            </w:r>
+          </w:p>
+        </w:tc>
+      </w:tr>
+      <w:tr>
+        <w:trPr>
+          <w:trHeight w:val="595"/>
+        </w:trPr>
+        <w:tc>
+          <w:tcPr>
+            <w:tcW w:type="dxa" w:w="2494"/>
+          </w:tcPr>
+          <w:p>
+            <w:pPr>
+              <w:spacing w:after="0"/>
+            </w:pPr>
+            <w:r>
+              <w:rPr>
+                <w:sz w:val="20"/>
+              </w:rPr>
+              <w:t>Écart</w:t>
+            </w:r>
+          </w:p>
+        </w:tc>
+        <w:tc>
+          <w:tcPr>
+            <w:tcW w:type="dxa" w:w="7143"/>
+          </w:tcPr>
+          <w:p>
+            <w:pPr>
+              <w:spacing w:after="0"/>
+            </w:pPr>
+            <w:r>
+              <w:rPr>
+                <w:sz w:val="20"/>
+              </w:rPr>
+              <w:t>différence entre le stock ………………… et le stock du logiciel.</w:t>
+            </w:r>
+          </w:p>
+        </w:tc>
+      </w:tr>
+    </w:tbl>
+    <w:p>
+      <w:pPr>
+        <w:spacing w:after="40"/>
+      </w:pPr>
+    </w:p>
+    <w:p>
+      <w:pPr>
+        <w:pageBreakBefore/>
+        <w:spacing w:after="40"/>
+      </w:pPr>
+      <w:r>
+        <w:rPr>
+          <w:rFonts w:ascii="Consolas" w:hAnsi="Consolas"/>
+          <w:b/>
+          <w:color w:val="595959"/>
+          <w:sz w:val="19"/>
+        </w:rPr>
+        <w:t>À la maison — pour aller plus loin</w:t>
+      </w:r>
+    </w:p>
+    <w:p>
+      <w:pPr>
+        <w:spacing w:after="120"/>
+      </w:pPr>
+      <w:r>
+        <w:rPr>
+          <w:b/>
+          <w:color w:val="111111"/>
+          <w:sz w:val="30"/>
+        </w:rPr>
+        <w:t>Quatre références, une seule à recompter</w:t>
+      </w:r>
+    </w:p>
+    <w:p>
+      <w:pPr>
+        <w:keepNext/>
+        <w:spacing w:before="0" w:after="80"/>
+      </w:pPr>
+      <w:r>
+        <w:rPr>
+          <w:b w:val="0"/>
+          <w:color w:val="1A1A1A"/>
+          <w:sz w:val="22"/>
+        </w:rPr>
+        <w:t>L'équipe n'a le temps de recompter qu'une seule référence aujourd'hui. Voici les écarts et les prix.</w:t>
+      </w:r>
+    </w:p>
+    <w:tbl>
+      <w:tblPr>
+        <w:tblStyle w:val="TableGrid"/>
+        <w:tblW w:type="auto" w:w="0"/>
+        <w:tblLayout w:type="fixed"/>
+        <w:tblLook w:firstColumn="1" w:firstRow="1" w:lastColumn="0" w:lastRow="0" w:noHBand="0" w:noVBand="1" w:val="04A0"/>
+      </w:tblPr>
+      <w:tblGrid>
+        <w:gridCol w:w="2268"/>
+        <w:gridCol w:w="2268"/>
+        <w:gridCol w:w="2268"/>
+        <w:gridCol w:w="2835"/>
+      </w:tblGrid>
+      <w:tr>
+        <w:tc>
+          <w:tcPr>
+            <w:tcW w:type="dxa" w:w="2268"/>
+            <w:shd w:fill="E8E8E8"/>
+          </w:tcPr>
+          <w:p>
+            <w:pPr>
+              <w:keepNext/>
+              <w:spacing w:after="0"/>
+            </w:pPr>
+            <w:r>
+              <w:rPr>
+                <w:b/>
+                <w:color w:val="111111"/>
+                <w:sz w:val="20"/>
+              </w:rPr>
+              <w:t>Référence</w:t>
+            </w:r>
+          </w:p>
+        </w:tc>
+        <w:tc>
+          <w:tcPr>
+            <w:tcW w:type="dxa" w:w="2268"/>
+            <w:shd w:fill="E8E8E8"/>
+          </w:tcPr>
+          <w:p>
+            <w:pPr>
+              <w:keepNext/>
+              <w:spacing w:after="0"/>
+            </w:pPr>
+            <w:r>
+              <w:rPr>
+                <w:b/>
+                <w:color w:val="111111"/>
+                <w:sz w:val="20"/>
+              </w:rPr>
+              <w:t>Articles en écart</w:t>
+            </w:r>
+          </w:p>
+        </w:tc>
+        <w:tc>
+          <w:tcPr>
+            <w:tcW w:type="dxa" w:w="2268"/>
+            <w:shd w:fill="E8E8E8"/>
+          </w:tcPr>
+          <w:p>
+            <w:pPr>
+              <w:keepNext/>
+              <w:spacing w:after="0"/>
+            </w:pPr>
+            <w:r>
+              <w:rPr>
+                <w:b/>
+                <w:color w:val="111111"/>
+                <w:sz w:val="20"/>
+              </w:rPr>
+              <w:t>Prix unitaire</w:t>
+            </w:r>
+          </w:p>
+        </w:tc>
+        <w:tc>
+          <w:tcPr>
+            <w:tcW w:type="dxa" w:w="2835"/>
+            <w:shd w:fill="E8E8E8"/>
+          </w:tcPr>
+          <w:p>
+            <w:pPr>
+              <w:keepNext/>
+              <w:spacing w:after="0"/>
+            </w:pPr>
+            <w:r>
+              <w:rPr>
+                <w:b/>
+                <w:color w:val="111111"/>
+                <w:sz w:val="20"/>
+              </w:rPr>
+              <w:t>Coût de l'écart</w:t>
+            </w:r>
+          </w:p>
+        </w:tc>
+      </w:tr>
+      <w:tr>
+        <w:trPr>
+          <w:trHeight w:val="510"/>
+        </w:trPr>
+        <w:tc>
+          <w:tcPr>
+            <w:tcW w:type="dxa" w:w="2268"/>
+          </w:tcPr>
+          <w:p>
+            <w:pPr>
+              <w:spacing w:after="0"/>
+            </w:pPr>
+            <w:r>
+              <w:rPr>
+                <w:sz w:val="20"/>
+              </w:rPr>
+              <w:t>BAT-10K</w:t>
+            </w:r>
+          </w:p>
+        </w:tc>
+        <w:tc>
+          <w:tcPr>
+            <w:tcW w:type="dxa" w:w="2268"/>
+          </w:tcPr>
+          <w:p>
+            <w:pPr>
+              <w:spacing w:after="0"/>
+            </w:pPr>
+            <w:r>
+              <w:rPr>
+                <w:sz w:val="20"/>
+              </w:rPr>
+              <w:t>2</w:t>
+            </w:r>
+          </w:p>
+        </w:tc>
+        <w:tc>
+          <w:tcPr>
+            <w:tcW w:type="dxa" w:w="2268"/>
+          </w:tcPr>
+          <w:p>
+            <w:pPr>
+              <w:spacing w:after="0"/>
+            </w:pPr>
+            <w:r>
+              <w:rPr>
+                <w:sz w:val="20"/>
+              </w:rPr>
+              <w:t>24,90 €</w:t>
+            </w:r>
+          </w:p>
+        </w:tc>
+        <w:tc>
+          <w:tcPr>
+            <w:tcW w:type="dxa" w:w="2835"/>
+          </w:tcPr>
+          <w:p/>
+        </w:tc>
+      </w:tr>
+      <w:tr>
+        <w:trPr>
+          <w:trHeight w:val="510"/>
+        </w:trPr>
+        <w:tc>
+          <w:tcPr>
+            <w:tcW w:type="dxa" w:w="2268"/>
+          </w:tcPr>
+          <w:p>
+            <w:pPr>
+              <w:spacing w:after="0"/>
+            </w:pPr>
+            <w:r>
+              <w:rPr>
+                <w:sz w:val="20"/>
+              </w:rPr>
+              <w:t>PIL-AA</w:t>
+            </w:r>
+          </w:p>
+        </w:tc>
+        <w:tc>
+          <w:tcPr>
+            <w:tcW w:type="dxa" w:w="2268"/>
+          </w:tcPr>
+          <w:p>
+            <w:pPr>
+              <w:spacing w:after="0"/>
+            </w:pPr>
+            <w:r>
+              <w:rPr>
+                <w:sz w:val="20"/>
+              </w:rPr>
+              <w:t>6</w:t>
+            </w:r>
+          </w:p>
+        </w:tc>
+        <w:tc>
+          <w:tcPr>
+            <w:tcW w:type="dxa" w:w="2268"/>
+          </w:tcPr>
+          <w:p>
+            <w:pPr>
+              <w:spacing w:after="0"/>
+            </w:pPr>
+            <w:r>
+              <w:rPr>
+                <w:sz w:val="20"/>
+              </w:rPr>
+              <w:t>0,80 €</w:t>
+            </w:r>
+          </w:p>
+        </w:tc>
+        <w:tc>
+          <w:tcPr>
+            <w:tcW w:type="dxa" w:w="2835"/>
+          </w:tcPr>
+          <w:p/>
+        </w:tc>
+      </w:tr>
+      <w:tr>
+        <w:trPr>
+          <w:trHeight w:val="510"/>
+        </w:trPr>
+        <w:tc>
+          <w:tcPr>
+            <w:tcW w:type="dxa" w:w="2268"/>
+          </w:tcPr>
+          <w:p>
+            <w:pPr>
+              <w:spacing w:after="0"/>
+            </w:pPr>
+            <w:r>
+              <w:rPr>
+                <w:sz w:val="20"/>
+              </w:rPr>
+              <w:t>CHG-USB</w:t>
+            </w:r>
+          </w:p>
+        </w:tc>
+        <w:tc>
+          <w:tcPr>
+            <w:tcW w:type="dxa" w:w="2268"/>
+          </w:tcPr>
+          <w:p>
+            <w:pPr>
+              <w:spacing w:after="0"/>
+            </w:pPr>
+            <w:r>
+              <w:rPr>
+                <w:sz w:val="20"/>
+              </w:rPr>
+              <w:t>1</w:t>
+            </w:r>
+          </w:p>
+        </w:tc>
+        <w:tc>
+          <w:tcPr>
+            <w:tcW w:type="dxa" w:w="2268"/>
+          </w:tcPr>
+          <w:p>
+            <w:pPr>
+              <w:spacing w:after="0"/>
+            </w:pPr>
+            <w:r>
+              <w:rPr>
+                <w:sz w:val="20"/>
+              </w:rPr>
+              <w:t>12,00 €</w:t>
+            </w:r>
+          </w:p>
+        </w:tc>
+        <w:tc>
+          <w:tcPr>
+            <w:tcW w:type="dxa" w:w="2835"/>
+          </w:tcPr>
+          <w:p/>
+        </w:tc>
+      </w:tr>
+      <w:tr>
+        <w:trPr>
+          <w:trHeight w:val="510"/>
+        </w:trPr>
+        <w:tc>
+          <w:tcPr>
+            <w:tcW w:type="dxa" w:w="2268"/>
+          </w:tcPr>
+          <w:p>
+            <w:pPr>
+              <w:spacing w:after="0"/>
+            </w:pPr>
+            <w:r>
+              <w:rPr>
+                <w:sz w:val="20"/>
+              </w:rPr>
+              <w:t>ECO-BT</w:t>
+            </w:r>
+          </w:p>
+        </w:tc>
+        <w:tc>
+          <w:tcPr>
+            <w:tcW w:type="dxa" w:w="2268"/>
+          </w:tcPr>
+          <w:p>
+            <w:pPr>
+              <w:spacing w:after="0"/>
+            </w:pPr>
+            <w:r>
+              <w:rPr>
+                <w:sz w:val="20"/>
+              </w:rPr>
+              <w:t>3</w:t>
+            </w:r>
+          </w:p>
+        </w:tc>
+        <w:tc>
+          <w:tcPr>
+            <w:tcW w:type="dxa" w:w="2268"/>
+          </w:tcPr>
+          <w:p>
+            <w:pPr>
+              <w:spacing w:after="0"/>
+            </w:pPr>
+            <w:r>
+              <w:rPr>
+                <w:sz w:val="20"/>
+              </w:rPr>
+              <w:t>19,90 €</w:t>
+            </w:r>
+          </w:p>
+        </w:tc>
+        <w:tc>
+          <w:tcPr>
+            <w:tcW w:type="dxa" w:w="2835"/>
+          </w:tcPr>
+          <w:p/>
+        </w:tc>
+      </w:tr>
+    </w:tbl>
+    <w:p>
+      <w:pPr>
+        <w:keepNext/>
+        <w:spacing w:after="40"/>
+      </w:pPr>
+    </w:p>
+    <w:tbl>
+      <w:tblPr>
+        <w:tblStyle w:val="TableGrid"/>
+        <w:tblW w:type="auto" w:w="0"/>
+        <w:tblLayout w:type="fixed"/>
+        <w:tblLook w:firstColumn="1" w:firstRow="1" w:lastColumn="0" w:lastRow="0" w:noHBand="0" w:noVBand="1" w:val="04A0"/>
+      </w:tblPr>
+      <w:tblGrid>
+        <w:gridCol w:w="5896"/>
+        <w:gridCol w:w="3742"/>
+      </w:tblGrid>
+      <w:tr>
+        <w:tc>
+          <w:tcPr>
+            <w:tcW w:type="dxa" w:w="5896"/>
+            <w:shd w:fill="E8E8E8"/>
+          </w:tcPr>
+          <w:p>
+            <w:pPr>
+              <w:keepNext/>
+              <w:spacing w:after="0"/>
+            </w:pPr>
+            <w:r>
+              <w:rPr>
+                <w:b/>
+                <w:color w:val="111111"/>
+                <w:sz w:val="20"/>
+              </w:rPr>
+              <w:t>Question</w:t>
+            </w:r>
+          </w:p>
+        </w:tc>
+        <w:tc>
+          <w:tcPr>
+            <w:tcW w:type="dxa" w:w="3742"/>
+            <w:shd w:fill="E8E8E8"/>
+          </w:tcPr>
+          <w:p>
+            <w:pPr>
+              <w:keepNext/>
+              <w:spacing w:after="0"/>
+            </w:pPr>
+            <w:r>
+              <w:rPr>
+                <w:b/>
+                <w:color w:val="111111"/>
+                <w:sz w:val="20"/>
+              </w:rPr>
+              <w:t>Ta réponse</w:t>
+            </w:r>
+          </w:p>
+        </w:tc>
+      </w:tr>
+      <w:tr>
+        <w:trPr>
+          <w:trHeight w:val="510"/>
+          <w:cantSplit/>
+        </w:trPr>
+        <w:tc>
+          <w:tcPr>
+            <w:tcW w:type="dxa" w:w="5896"/>
+          </w:tcPr>
+          <w:p>
+            <w:pPr>
+              <w:spacing w:after="0"/>
+            </w:pPr>
+            <w:r>
+              <w:rPr>
+                <w:sz w:val="20"/>
+              </w:rPr>
+              <w:t>Quelle référence fais-tu recompter ?</w:t>
+            </w:r>
+          </w:p>
+        </w:tc>
+        <w:tc>
+          <w:tcPr>
+            <w:tcW w:type="dxa" w:w="3742"/>
+          </w:tcPr>
+          <w:p/>
+        </w:tc>
+      </w:tr>
+      <w:tr>
+        <w:trPr>
+          <w:trHeight w:val="510"/>
+          <w:cantSplit/>
+        </w:trPr>
+        <w:tc>
+          <w:tcPr>
+            <w:tcW w:type="dxa" w:w="5896"/>
+          </w:tcPr>
+          <w:p>
+            <w:pPr>
+              <w:spacing w:after="0"/>
+            </w:pPr>
+            <w:r>
+              <w:rPr>
+                <w:sz w:val="20"/>
+              </w:rPr>
+              <w:t>Formule qui va chercher le prix de la référence A2 dans la feuille Tarifs (A2:B50, prix en colonne 2)</w:t>
+            </w:r>
+          </w:p>
+        </w:tc>
+        <w:tc>
+          <w:tcPr>
+            <w:tcW w:type="dxa" w:w="3742"/>
+          </w:tcPr>
+          <w:p/>
+        </w:tc>
+      </w:tr>
+    </w:tbl>
+    <w:p>
+      <w:pPr>
+        <w:spacing w:after="0" w:line="60" w:lineRule="exact"/>
+      </w:pPr>
+      <w:r>
+        <w:rPr>
+          <w:sz w:val="10"/>
+        </w:rPr>
+      </w:r>
+    </w:p>
+    <w:p>
+      <w:pPr>
+        <w:keepNext/>
+        <w:spacing w:before="160" w:after="80"/>
+      </w:pPr>
+      <w:r>
+        <w:rPr>
+          <w:b/>
+          <w:color w:val="111111"/>
+          <w:sz w:val="23"/>
+        </w:rPr>
+        <w:t>Pour réfléchir</w:t>
+      </w:r>
+      <w:r>
+        <w:rPr>
+          <w:color w:val="595959"/>
+          <w:sz w:val="19"/>
+        </w:rPr>
+        <w:t xml:space="preserve">   Il n'y a pas une seule bonne réponse : explique la tienne, avec tes mots.</w:t>
+      </w:r>
+    </w:p>
+    <w:tbl>
+      <w:tblPr>
+        <w:tblStyle w:val="TableGrid"/>
+        <w:tblW w:type="auto" w:w="0"/>
+        <w:tblLook w:firstColumn="1" w:firstRow="1" w:lastColumn="0" w:lastRow="0" w:noHBand="0" w:noVBand="1" w:val="04A0"/>
+      </w:tblPr>
+      <w:tblGrid>
+        <w:gridCol w:w="10086"/>
+      </w:tblGrid>
+      <w:tr>
+        <w:trPr>
+          <w:cantSplit/>
+          <w:trHeight w:val="2438"/>
+        </w:trPr>
+        <w:tc>
+          <w:tcPr>
+            <w:tcW w:type="dxa" w:w="10086"/>
+            <w:shd w:fill="FAFAFA"/>
+          </w:tcPr>
+          <w:p>
+            <w:pPr>
+              <w:spacing w:after="80"/>
+            </w:pPr>
+            <w:r>
+              <w:rPr>
+                <w:b/>
+                <w:sz w:val="21"/>
+              </w:rPr>
+              <w:t>La référence qui a le plus d'articles en écart n'est pas celle que tu as choisie. Comment l'expliquerais-tu à un collègue ?</w:t>
+            </w:r>
+          </w:p>
+          <w:p>
+            <w:pPr>
+              <w:spacing w:before="0" w:after="80"/>
+            </w:pPr>
+            <w:r>
+              <w:rPr>
+                <w:sz w:val="22"/>
+              </w:rPr>
+            </w:r>
+          </w:p>
+          <w:p>
+            <w:pPr>
+              <w:spacing w:before="0" w:after="80"/>
+            </w:pPr>
+            <w:r>
+              <w:rPr>
+                <w:sz w:val="22"/>
+              </w:rPr>
+            </w:r>
+          </w:p>
+          <w:p>
+            <w:pPr>
+              <w:spacing w:before="0" w:after="80"/>
+            </w:pPr>
+            <w:r>
+              <w:rPr>
+                <w:sz w:val="22"/>
+              </w:rPr>
+            </w:r>
+          </w:p>
+          <w:p>
+            <w:pPr>
+              <w:spacing w:before="0" w:after="80"/>
+            </w:pPr>
+            <w:r>
+              <w:rPr>
+                <w:sz w:val="22"/>
+              </w:rPr>
+            </w:r>
+          </w:p>
+        </w:tc>
+      </w:tr>
+    </w:tbl>
+    <w:p>
+      <w:pPr>
+        <w:spacing w:after="0" w:line="60" w:lineRule="exact"/>
+      </w:pPr>
+      <w:r>
+        <w:rPr>
+          <w:sz w:val="10"/>
+        </w:rPr>
+      </w:r>
+    </w:p>
     <w:sectPr>
+      <w:type w:val="oddPage"/>
       <w:pgSz w:w="12240" w:h="15840"/>
       <w:pgMar w:top="680" w:right="1077" w:bottom="737" w:left="1077" w:header="720" w:footer="720" w:gutter="0"/>
       <w:cols w:space="720"/>

--- a/contenus/trames/ENT-2.6-cdiscount-priorites-trame-eleve.docx
+++ b/contenus/trames/ENT-2.6-cdiscount-priorites-trame-eleve.docx
@@ -12,7 +12,7 @@
       <w:r>
         <w:drawing>
           <wp:inline xmlns:a="http://schemas.openxmlformats.org/drawingml/2006/main" xmlns:pic="http://schemas.openxmlformats.org/drawingml/2006/picture">
-            <wp:extent cx="413999" cy="413999"/>
+            <wp:extent cx="1861364" cy="468000"/>
             <wp:docPr id="1" name="Picture 1"/>
             <wp:cNvGraphicFramePr>
               <a:graphicFrameLocks noChangeAspect="1"/>
@@ -21,7 +21,7 @@
               <a:graphicData uri="http://schemas.openxmlformats.org/drawingml/2006/picture">
                 <pic:pic>
                   <pic:nvPicPr>
-                    <pic:cNvPr id="0" name="logo.png"/>
+                    <pic:cNvPr id="0" name="simulog.png"/>
                     <pic:cNvPicPr/>
                   </pic:nvPicPr>
                   <pic:blipFill>
@@ -33,7 +33,7 @@
                   <pic:spPr>
                     <a:xfrm>
                       <a:off x="0" y="0"/>
-                      <a:ext cx="413999" cy="413999"/>
+                      <a:ext cx="1861364" cy="468000"/>
                     </a:xfrm>
                     <a:prstGeom prst="rect"/>
                   </pic:spPr>
@@ -42,14 +42,6 @@
             </a:graphic>
           </wp:inline>
         </w:drawing>
-      </w:r>
-      <w:r>
-        <w:rPr>
-          <w:b/>
-          <w:color w:val="111111"/>
-          <w:sz w:val="40"/>
-        </w:rPr>
-        <w:t xml:space="preserve">  Simulog</w:t>
       </w:r>
       <w:r>
         <w:tab/>
